--- a/Computer Engineering, Software Engineering, Computer systems & their softwares/Annexes/CVs/CV_Department of Computer and software engineering/CV_Ikromov_Husniddin.docx
+++ b/Computer Engineering, Software Engineering, Computer systems & their softwares/Annexes/CVs/CV_Department of Computer and software engineering/CV_Ikromov_Husniddin.docx
@@ -52,7 +52,7 @@
                 <w:iCs/>
                 <w:lang w:val="en-GB"/>
               </w:rPr>
-              <w:t>PERSONAL INFORMATION</w:t>
+              <w:t>SHAXSIY MA'LUMOTLAR</w:t>
             </w:r>
           </w:p>
         </w:tc>
@@ -88,7 +88,7 @@
                 <w:bCs/>
                 <w:lang w:val="en-GB"/>
               </w:rPr>
-              <w:t>Full name</w:t>
+              <w:t>To'liq ism</w:t>
             </w:r>
           </w:p>
         </w:tc>
@@ -159,14 +159,13 @@
                 <w:bCs/>
                 <w:lang w:val="en-GB"/>
               </w:rPr>
-              <w:t>Academic degree and title</w:t>
-            </w:r>
-            <w:r>
-              <w:rPr>
-                <w:rFonts w:asciiTheme="minorBidi" w:hAnsiTheme="minorBidi"/>
-                <w:lang w:val="en-GB"/>
-              </w:rPr>
-              <w:t xml:space="preserve"> </w:t>
+              <w:t>Ilmiy daraja va unvon</w:t>
+            </w:r>
+            <w:r>
+              <w:rPr>
+                <w:rFonts w:asciiTheme="minorBidi" w:hAnsiTheme="minorBidi"/>
+                <w:lang w:val="en-GB"/>
+              </w:rPr>
             </w:r>
           </w:p>
         </w:tc>
@@ -224,7 +223,7 @@
                 <w:b/>
                 <w:bCs/>
               </w:rPr>
-              <w:t>Current Position</w:t>
+              <w:t>Hozirgi lavozim</w:t>
             </w:r>
           </w:p>
         </w:tc>
@@ -306,7 +305,7 @@
                 <w:b/>
                 <w:bCs/>
               </w:rPr>
-              <w:t>Research Field</w:t>
+              <w:t>Tadqiqot sohasi</w:t>
             </w:r>
           </w:p>
         </w:tc>
@@ -380,7 +379,7 @@
                 <w:iCs/>
                 <w:lang w:val="en-GB"/>
               </w:rPr>
-              <w:t>EDUCATIONAL BACKGROUND</w:t>
+              <w:t>TA'LIM MA'LUMOTLARI</w:t>
             </w:r>
           </w:p>
         </w:tc>
@@ -419,7 +418,7 @@
                 <w:iCs/>
                 <w:lang w:val="en-GB"/>
               </w:rPr>
-              <w:t>Degree</w:t>
+              <w:t>Daraja</w:t>
             </w:r>
           </w:p>
         </w:tc>
@@ -453,7 +452,7 @@
                 <w:bCs/>
                 <w:iCs/>
               </w:rPr>
-              <w:t>Program &amp; Qualification</w:t>
+              <w:t>Dastur va malaka</w:t>
             </w:r>
           </w:p>
         </w:tc>
@@ -491,7 +490,7 @@
                 <w:iCs/>
                 <w:lang w:val="en-GB"/>
               </w:rPr>
-              <w:t>HEI</w:t>
+              <w:t>OTM</w:t>
             </w:r>
           </w:p>
         </w:tc>
@@ -527,7 +526,7 @@
                 <w:bCs/>
                 <w:iCs/>
               </w:rPr>
-              <w:t>Year</w:t>
+              <w:t>Yil</w:t>
             </w:r>
           </w:p>
         </w:tc>
@@ -565,7 +564,7 @@
                 <w:bCs/>
                 <w:iCs/>
               </w:rPr>
-              <w:t>Bachelor</w:t>
+              <w:t>Bakalavr</w:t>
             </w:r>
           </w:p>
         </w:tc>
@@ -632,7 +631,7 @@
                 <w:iCs/>
                 <w:lang w:val="en-GB"/>
               </w:rPr>
-              <w:t>Termez State University</w:t>
+              <w:t>Termiz davlat universiteti</w:t>
             </w:r>
           </w:p>
         </w:tc>
@@ -700,7 +699,7 @@
                 <w:bCs/>
                 <w:iCs/>
               </w:rPr>
-              <w:t>Master</w:t>
+              <w:t>Magistr</w:t>
             </w:r>
           </w:p>
         </w:tc>
@@ -765,7 +764,7 @@
                 <w:iCs/>
                 <w:lang w:val="en-GB"/>
               </w:rPr>
-              <w:t>Termez State University</w:t>
+              <w:t>Termiz davlat universiteti</w:t>
             </w:r>
           </w:p>
         </w:tc>
@@ -919,7 +918,7 @@
                 <w:iCs/>
                 <w:lang w:val="en-GB"/>
               </w:rPr>
-              <w:t>Termez State University</w:t>
+              <w:t>Termiz davlat universiteti</w:t>
             </w:r>
           </w:p>
         </w:tc>
@@ -1127,7 +1126,7 @@
                 <w:iCs/>
                 <w:lang w:val="en-GB"/>
               </w:rPr>
-              <w:t>PROFESSIONAL CAREER</w:t>
+              <w:t>KASBIY FAOLIYAT</w:t>
             </w:r>
           </w:p>
         </w:tc>
@@ -1163,7 +1162,7 @@
                 <w:bCs/>
                 <w:lang w:val="sv-SE"/>
               </w:rPr>
-              <w:t>Position</w:t>
+              <w:t>Lavozim</w:t>
             </w:r>
           </w:p>
         </w:tc>
@@ -1199,7 +1198,7 @@
                 <w:bCs/>
                 <w:lang w:val="en-US"/>
               </w:rPr>
-              <w:t>Organization</w:t>
+              <w:t>Tashkilot</w:t>
             </w:r>
           </w:p>
         </w:tc>
@@ -1235,14 +1234,13 @@
                 <w:bCs/>
                 <w:lang w:val="en-US"/>
               </w:rPr>
-              <w:t>Duration</w:t>
+              <w:t>Davr</w:t>
             </w:r>
             <w:r>
               <w:rPr>
                 <w:rFonts w:asciiTheme="minorBidi" w:hAnsiTheme="minorBidi"/>
                 <w:lang w:val="en-US"/>
               </w:rPr>
-              <w:t xml:space="preserve"> </w:t>
             </w:r>
           </w:p>
         </w:tc>
@@ -1276,7 +1274,7 @@
                 <w:rFonts w:asciiTheme="minorBidi" w:hAnsiTheme="minorBidi"/>
                 <w:lang w:val="en-US"/>
               </w:rPr>
-              <w:t>Teacher</w:t>
+              <w:t>O'qituvchi</w:t>
             </w:r>
           </w:p>
         </w:tc>
@@ -1389,7 +1387,7 @@
                 <w:rFonts w:asciiTheme="minorBidi" w:hAnsiTheme="minorBidi"/>
                 <w:lang w:val="en-US"/>
               </w:rPr>
-              <w:t>Teacher</w:t>
+              <w:t>O'qituvchi</w:t>
             </w:r>
           </w:p>
         </w:tc>
@@ -1530,7 +1528,7 @@
                 <w:rFonts w:asciiTheme="minorBidi" w:hAnsiTheme="minorBidi"/>
                 <w:lang w:val="en-US"/>
               </w:rPr>
-              <w:t>Termez State University</w:t>
+              <w:t>Termiz davlat universiteti</w:t>
             </w:r>
           </w:p>
         </w:tc>
@@ -1601,8 +1599,7 @@
                 <w:bCs/>
                 <w:iCs/>
               </w:rPr>
-              <w:lastRenderedPageBreak/>
-              <w:t>PROFESSIONAL MEMBERSHIPS &amp; SCIENTIFIC ACTIVITY</w:t>
+              <w:t>KASBIY A'ZOLIKLAR VA ILMIY FAOLIYAT</w:t>
             </w:r>
           </w:p>
         </w:tc>
@@ -1637,7 +1634,7 @@
                 <w:b/>
                 <w:bCs/>
               </w:rPr>
-              <w:t>Organization</w:t>
+              <w:t>Tashkilot</w:t>
             </w:r>
           </w:p>
         </w:tc>
@@ -1673,7 +1670,7 @@
                 <w:b/>
                 <w:bCs/>
               </w:rPr>
-              <w:t>Position</w:t>
+              <w:t>Lavozim</w:t>
             </w:r>
           </w:p>
         </w:tc>
@@ -1709,7 +1706,7 @@
                 <w:b/>
                 <w:bCs/>
               </w:rPr>
-              <w:t>Year</w:t>
+              <w:t>Yil</w:t>
             </w:r>
           </w:p>
         </w:tc>
@@ -1835,7 +1832,7 @@
                 <w:b/>
                 <w:bCs/>
               </w:rPr>
-              <w:t>RESEARCH AND DEVELOPMENT PROJECTS (LAST 5 YEARS)</w:t>
+              <w:t>TADQIQOT VA ISHLAB CHIQISH LOYIHALARI (SO'NGGI 5 YIL)</w:t>
             </w:r>
           </w:p>
         </w:tc>
@@ -1907,7 +1904,7 @@
                 <w:b/>
                 <w:bCs/>
               </w:rPr>
-              <w:t>INDUSTRY COLLABORATIONS (LAST 5 YEARS)</w:t>
+              <w:t>SANOAT HAMKORLIKLARI (SO'NGGI 5 YIL)</w:t>
             </w:r>
           </w:p>
         </w:tc>
@@ -1979,7 +1976,7 @@
                 <w:b/>
                 <w:bCs/>
               </w:rPr>
-              <w:t>PATENTS AND INTELLECTUAL PROPERTY RIGHTS</w:t>
+              <w:t>PATENTLAR VA INTELLEKTUAL MULK HUQUQLARI</w:t>
             </w:r>
           </w:p>
         </w:tc>
@@ -2051,7 +2048,7 @@
                 <w:b/>
                 <w:bCs/>
               </w:rPr>
-              <w:t>SCIENTIFIC ARTICLES AND PUBLICATIONS (LAST 5 YEARS)</w:t>
+              <w:t>ILMIY MAQOLALAR VA NASHRLAR (SO'NGGI 5 YIL)</w:t>
             </w:r>
           </w:p>
         </w:tc>
